--- a/Unclelegant 1.0.docx
+++ b/Unclelegant 1.0.docx
@@ -4,28 +4,74 @@
   <w:body>
     <w:p>
       <w:r>
-        <w:t>import streamlit as st</w:t>
-      </w:r>
-    </w:p>
-    <w:p>
-      <w:r>
-        <w:t>import os</w:t>
-      </w:r>
-    </w:p>
-    <w:p>
-      <w:r>
-        <w:t>from fal_client import client</w:t>
+        <w:t xml:space="preserve">import </w:t>
+      </w:r>
+      <w:proofErr w:type="spellStart"/>
+      <w:r>
+        <w:t>streamlit</w:t>
+      </w:r>
+      <w:proofErr w:type="spellEnd"/>
+      <w:r>
+        <w:t xml:space="preserve"> as st</w:t>
+      </w:r>
+    </w:p>
+    <w:p>
+      <w:r>
+        <w:t xml:space="preserve">import </w:t>
+      </w:r>
+      <w:proofErr w:type="spellStart"/>
+      <w:r>
+        <w:t>os</w:t>
+      </w:r>
+      <w:proofErr w:type="spellEnd"/>
+    </w:p>
+    <w:p>
+      <w:r>
+        <w:t xml:space="preserve">from </w:t>
+      </w:r>
+      <w:proofErr w:type="spellStart"/>
+      <w:r>
+        <w:t>fal_client</w:t>
+      </w:r>
+      <w:proofErr w:type="spellEnd"/>
+      <w:r>
+        <w:t xml:space="preserve"> import client</w:t>
       </w:r>
     </w:p>
     <w:p/>
     <w:p>
-      <w:r>
-        <w:t>st.set_page_config(page_title="UnclElegant Virtual Fitting", layout="wide")</w:t>
-      </w:r>
-    </w:p>
-    <w:p>
-      <w:r>
-        <w:t>st.title("</w:t>
+      <w:proofErr w:type="spellStart"/>
+      <w:r>
+        <w:t>st.set_page_</w:t>
+      </w:r>
+      <w:proofErr w:type="gramStart"/>
+      <w:r>
+        <w:t>config</w:t>
+      </w:r>
+      <w:proofErr w:type="spellEnd"/>
+      <w:r>
+        <w:t>(</w:t>
+      </w:r>
+      <w:proofErr w:type="spellStart"/>
+      <w:proofErr w:type="gramEnd"/>
+      <w:r>
+        <w:t>page_title</w:t>
+      </w:r>
+      <w:proofErr w:type="spellEnd"/>
+      <w:r>
+        <w:t>="UnclElegant Virtual Fitting", layout="wide")</w:t>
+      </w:r>
+    </w:p>
+    <w:p>
+      <w:proofErr w:type="spellStart"/>
+      <w:proofErr w:type="gramStart"/>
+      <w:r>
+        <w:t>st.title</w:t>
+      </w:r>
+      <w:proofErr w:type="spellEnd"/>
+      <w:proofErr w:type="gramEnd"/>
+      <w:r>
+        <w:t>("</w:t>
       </w:r>
       <w:r>
         <w:rPr>
@@ -37,173 +83,525 @@
         <w:t xml:space="preserve"> UnclElegant | Virtual Suit Fitting")</w:t>
       </w:r>
     </w:p>
-    <w:p/>
-    <w:p>
-      <w:r>
-        <w:t># Sidebar for API Key &amp; Settings</w:t>
-      </w:r>
-    </w:p>
-    <w:p>
-      <w:r>
-        <w:t>with st.sidebar:</w:t>
-      </w:r>
-    </w:p>
-    <w:p>
-      <w:r>
-        <w:t xml:space="preserve">    api_key = st.text_input("Enter fal.ai API Key", type="password")</w:t>
-      </w:r>
-    </w:p>
-    <w:p>
-      <w:r>
-        <w:t xml:space="preserve">    os.environ["FAL_KEY"] = api_key</w:t>
-      </w:r>
-    </w:p>
-    <w:p>
-      <w:r>
-        <w:t xml:space="preserve">    st.info("Snap a photo of the client and choose a suit design below.")</w:t>
-      </w:r>
-    </w:p>
-    <w:p/>
-    <w:p>
-      <w:r>
-        <w:t>col1, col2 = st.columns(2)</w:t>
-      </w:r>
-    </w:p>
-    <w:p/>
-    <w:p>
-      <w:r>
-        <w:t>with col1:</w:t>
-      </w:r>
-    </w:p>
-    <w:p>
-      <w:r>
-        <w:t xml:space="preserve">    st.subheader("1. Client Photo")</w:t>
-      </w:r>
-    </w:p>
-    <w:p>
-      <w:r>
-        <w:t xml:space="preserve">    client_img = st.camera_input("Take a photo of the client") or st.file_uploader("Or upload photo")</w:t>
-      </w:r>
-    </w:p>
-    <w:p/>
-    <w:p>
-      <w:r>
-        <w:t>with col2:</w:t>
-      </w:r>
-    </w:p>
-    <w:p>
-      <w:r>
-        <w:t xml:space="preserve">    st.subheader("2. Suit Design")</w:t>
-      </w:r>
-    </w:p>
-    <w:p>
-      <w:r>
-        <w:t xml:space="preserve">    suit_design = st.file_uploader("Upload UnclElegant Suit Design")</w:t>
-      </w:r>
-    </w:p>
-    <w:p>
-      <w:r>
-        <w:t xml:space="preserve">    suit_color = st.color_picker("Select Custom Color Overlay", "#34495e")</w:t>
-      </w:r>
-    </w:p>
-    <w:p/>
-    <w:p>
-      <w:r>
-        <w:t>if st.button("Generate Personalized Fitting"):</w:t>
-      </w:r>
-    </w:p>
-    <w:p>
-      <w:r>
-        <w:t xml:space="preserve">    if not api_key:</w:t>
-      </w:r>
-    </w:p>
-    <w:p>
-      <w:r>
-        <w:t xml:space="preserve">        st.error("Please enter your API Key in the sidebar.")</w:t>
-      </w:r>
-    </w:p>
-    <w:p>
-      <w:r>
-        <w:t xml:space="preserve">    elif client_img and suit_design:</w:t>
-      </w:r>
-    </w:p>
-    <w:p>
-      <w:r>
-        <w:t xml:space="preserve">        with st.spinner("Tailoring the AI model..."):</w:t>
-      </w:r>
-    </w:p>
-    <w:p>
-      <w:r>
-        <w:t xml:space="preserve">            # This calls the FASHN.ai engine</w:t>
-      </w:r>
-    </w:p>
-    <w:p>
-      <w:r>
-        <w:t xml:space="preserve">            handler = client.submit(</w:t>
-      </w:r>
-    </w:p>
-    <w:p>
-      <w:r>
-        <w:lastRenderedPageBreak/>
-        <w:t xml:space="preserve">                "fal-ai/fashn/tryon/v1.6",</w:t>
-      </w:r>
-    </w:p>
-    <w:p>
-      <w:r>
-        <w:t xml:space="preserve">                arguments={</w:t>
-      </w:r>
-    </w:p>
-    <w:p>
-      <w:r>
-        <w:t xml:space="preserve">                    "model_image": client_img,</w:t>
-      </w:r>
-    </w:p>
-    <w:p>
-      <w:r>
-        <w:t xml:space="preserve">                    "garment_image": suit_design,</w:t>
-      </w:r>
-    </w:p>
-    <w:p>
-      <w:r>
-        <w:t xml:space="preserve">                    "category": "tops", </w:t>
-      </w:r>
-    </w:p>
-    <w:p>
-      <w:r>
-        <w:t xml:space="preserve">                    "mode": "quality"</w:t>
-      </w:r>
-    </w:p>
-    <w:p>
-      <w:r>
-        <w:t xml:space="preserve">                }</w:t>
-      </w:r>
-    </w:p>
-    <w:p>
-      <w:r>
-        <w:t xml:space="preserve">            )</w:t>
-      </w:r>
-    </w:p>
-    <w:p>
-      <w:r>
-        <w:t xml:space="preserve">            result = handler.get()</w:t>
-      </w:r>
-    </w:p>
-    <w:p>
-      <w:r>
-        <w:t xml:space="preserve">            st.image(result['images'][0]['url'], caption="Final Personalized Design")</w:t>
-      </w:r>
-    </w:p>
-    <w:p>
-      <w:r>
-        <w:t xml:space="preserve">    else:</w:t>
-      </w:r>
-    </w:p>
-    <w:p>
-      <w:r>
-        <w:t xml:space="preserve">        st.warning("Please upload both a client photo and a suit design.")</w:t>
-      </w:r>
+    <w:p>
       <w:bookmarkStart w:id="0" w:name="_GoBack"/>
       <w:bookmarkEnd w:id="0"/>
+    </w:p>
+    <w:p>
+      <w:r>
+        <w:t xml:space="preserve"># </w:t>
+      </w:r>
+      <w:r>
+        <w:t>e067d4ab-2421-4b85-86be-85d77542ddc</w:t>
+      </w:r>
+      <w:proofErr w:type="gramStart"/>
+      <w:r>
+        <w:t>6:e</w:t>
+      </w:r>
+      <w:proofErr w:type="gramEnd"/>
+      <w:r>
+        <w:t>047a8cf59a55e1b5aa3ab03d295e8be</w:t>
+      </w:r>
+    </w:p>
+    <w:p>
+      <w:r>
+        <w:t xml:space="preserve">with </w:t>
+      </w:r>
+      <w:proofErr w:type="spellStart"/>
+      <w:proofErr w:type="gramStart"/>
+      <w:r>
+        <w:t>st.sidebar</w:t>
+      </w:r>
+      <w:proofErr w:type="spellEnd"/>
+      <w:proofErr w:type="gramEnd"/>
+      <w:r>
+        <w:t>:</w:t>
+      </w:r>
+    </w:p>
+    <w:p>
+      <w:r>
+        <w:t xml:space="preserve">    </w:t>
+      </w:r>
+      <w:proofErr w:type="spellStart"/>
+      <w:r>
+        <w:t>api_key</w:t>
+      </w:r>
+      <w:proofErr w:type="spellEnd"/>
+      <w:r>
+        <w:t xml:space="preserve"> = </w:t>
+      </w:r>
+      <w:proofErr w:type="spellStart"/>
+      <w:r>
+        <w:t>st.text_</w:t>
+      </w:r>
+      <w:proofErr w:type="gramStart"/>
+      <w:r>
+        <w:t>input</w:t>
+      </w:r>
+      <w:proofErr w:type="spellEnd"/>
+      <w:r>
+        <w:t>(</w:t>
+      </w:r>
+      <w:proofErr w:type="gramEnd"/>
+      <w:r>
+        <w:t>"Enter fal.ai API Key", type="password")</w:t>
+      </w:r>
+    </w:p>
+    <w:p>
+      <w:r>
+        <w:t xml:space="preserve">    </w:t>
+      </w:r>
+      <w:proofErr w:type="spellStart"/>
+      <w:proofErr w:type="gramStart"/>
+      <w:r>
+        <w:t>os.environ</w:t>
+      </w:r>
+      <w:proofErr w:type="spellEnd"/>
+      <w:proofErr w:type="gramEnd"/>
+      <w:r>
+        <w:t xml:space="preserve">["FAL_KEY"] = </w:t>
+      </w:r>
+      <w:proofErr w:type="spellStart"/>
+      <w:r>
+        <w:t>api_key</w:t>
+      </w:r>
+      <w:proofErr w:type="spellEnd"/>
+    </w:p>
+    <w:p>
+      <w:r>
+        <w:t xml:space="preserve">    </w:t>
+      </w:r>
+      <w:proofErr w:type="gramStart"/>
+      <w:r>
+        <w:t>st.info(</w:t>
+      </w:r>
+      <w:proofErr w:type="gramEnd"/>
+      <w:r>
+        <w:t>"Snap a photo of the client and choose a suit design below.")</w:t>
+      </w:r>
+    </w:p>
+    <w:p/>
+    <w:p>
+      <w:r>
+        <w:t xml:space="preserve">col1, col2 = </w:t>
+      </w:r>
+      <w:proofErr w:type="spellStart"/>
+      <w:proofErr w:type="gramStart"/>
+      <w:r>
+        <w:t>st.columns</w:t>
+      </w:r>
+      <w:proofErr w:type="spellEnd"/>
+      <w:proofErr w:type="gramEnd"/>
+      <w:r>
+        <w:t>(2)</w:t>
+      </w:r>
+    </w:p>
+    <w:p/>
+    <w:p>
+      <w:r>
+        <w:t>with col1:</w:t>
+      </w:r>
+    </w:p>
+    <w:p>
+      <w:r>
+        <w:t xml:space="preserve">    </w:t>
+      </w:r>
+      <w:proofErr w:type="spellStart"/>
+      <w:proofErr w:type="gramStart"/>
+      <w:r>
+        <w:t>st.subheader</w:t>
+      </w:r>
+      <w:proofErr w:type="spellEnd"/>
+      <w:proofErr w:type="gramEnd"/>
+      <w:r>
+        <w:t>("1. Client Photo")</w:t>
+      </w:r>
+    </w:p>
+    <w:p>
+      <w:r>
+        <w:t xml:space="preserve">    </w:t>
+      </w:r>
+      <w:proofErr w:type="spellStart"/>
+      <w:r>
+        <w:t>client_img</w:t>
+      </w:r>
+      <w:proofErr w:type="spellEnd"/>
+      <w:r>
+        <w:t xml:space="preserve"> = </w:t>
+      </w:r>
+      <w:proofErr w:type="spellStart"/>
+      <w:proofErr w:type="gramStart"/>
+      <w:r>
+        <w:t>st.camera</w:t>
+      </w:r>
+      <w:proofErr w:type="gramEnd"/>
+      <w:r>
+        <w:t>_input</w:t>
+      </w:r>
+      <w:proofErr w:type="spellEnd"/>
+      <w:r>
+        <w:t xml:space="preserve">("Take a photo of the client") or </w:t>
+      </w:r>
+      <w:proofErr w:type="spellStart"/>
+      <w:r>
+        <w:t>st.file_uploader</w:t>
+      </w:r>
+      <w:proofErr w:type="spellEnd"/>
+      <w:r>
+        <w:t>("Or upload photo")</w:t>
+      </w:r>
+    </w:p>
+    <w:p/>
+    <w:p>
+      <w:r>
+        <w:t>with col2:</w:t>
+      </w:r>
+    </w:p>
+    <w:p>
+      <w:r>
+        <w:t xml:space="preserve">    </w:t>
+      </w:r>
+      <w:proofErr w:type="spellStart"/>
+      <w:proofErr w:type="gramStart"/>
+      <w:r>
+        <w:t>st.subheader</w:t>
+      </w:r>
+      <w:proofErr w:type="spellEnd"/>
+      <w:proofErr w:type="gramEnd"/>
+      <w:r>
+        <w:t>("2. Suit Design")</w:t>
+      </w:r>
+    </w:p>
+    <w:p>
+      <w:r>
+        <w:t xml:space="preserve">    </w:t>
+      </w:r>
+      <w:proofErr w:type="spellStart"/>
+      <w:r>
+        <w:t>suit_design</w:t>
+      </w:r>
+      <w:proofErr w:type="spellEnd"/>
+      <w:r>
+        <w:t xml:space="preserve"> = </w:t>
+      </w:r>
+      <w:proofErr w:type="spellStart"/>
+      <w:proofErr w:type="gramStart"/>
+      <w:r>
+        <w:t>st.file</w:t>
+      </w:r>
+      <w:proofErr w:type="gramEnd"/>
+      <w:r>
+        <w:t>_uploader</w:t>
+      </w:r>
+      <w:proofErr w:type="spellEnd"/>
+      <w:r>
+        <w:t>("Upload UnclElegant Suit Design")</w:t>
+      </w:r>
+    </w:p>
+    <w:p>
+      <w:r>
+        <w:t xml:space="preserve">    </w:t>
+      </w:r>
+      <w:proofErr w:type="spellStart"/>
+      <w:r>
+        <w:t>suit_color</w:t>
+      </w:r>
+      <w:proofErr w:type="spellEnd"/>
+      <w:r>
+        <w:t xml:space="preserve"> = </w:t>
+      </w:r>
+      <w:proofErr w:type="spellStart"/>
+      <w:proofErr w:type="gramStart"/>
+      <w:r>
+        <w:t>st.color</w:t>
+      </w:r>
+      <w:proofErr w:type="gramEnd"/>
+      <w:r>
+        <w:t>_picker</w:t>
+      </w:r>
+      <w:proofErr w:type="spellEnd"/>
+      <w:r>
+        <w:t xml:space="preserve">("Select Custom </w:t>
+      </w:r>
+      <w:proofErr w:type="spellStart"/>
+      <w:r>
+        <w:t>Color</w:t>
+      </w:r>
+      <w:proofErr w:type="spellEnd"/>
+      <w:r>
+        <w:t xml:space="preserve"> Overlay", "#34495e")</w:t>
+      </w:r>
+    </w:p>
+    <w:p/>
+    <w:p>
+      <w:r>
+        <w:t xml:space="preserve">if </w:t>
+      </w:r>
+      <w:proofErr w:type="spellStart"/>
+      <w:proofErr w:type="gramStart"/>
+      <w:r>
+        <w:t>st.button</w:t>
+      </w:r>
+      <w:proofErr w:type="spellEnd"/>
+      <w:proofErr w:type="gramEnd"/>
+      <w:r>
+        <w:t>("Generate Personalized Fitting"):</w:t>
+      </w:r>
+    </w:p>
+    <w:p>
+      <w:r>
+        <w:t xml:space="preserve">    if not </w:t>
+      </w:r>
+      <w:proofErr w:type="spellStart"/>
+      <w:r>
+        <w:t>api_key</w:t>
+      </w:r>
+      <w:proofErr w:type="spellEnd"/>
+      <w:r>
+        <w:t>:</w:t>
+      </w:r>
+    </w:p>
+    <w:p>
+      <w:r>
+        <w:t xml:space="preserve">        </w:t>
+      </w:r>
+      <w:proofErr w:type="spellStart"/>
+      <w:proofErr w:type="gramStart"/>
+      <w:r>
+        <w:t>st.error</w:t>
+      </w:r>
+      <w:proofErr w:type="spellEnd"/>
+      <w:proofErr w:type="gramEnd"/>
+      <w:r>
+        <w:t>("Please enter your API Key in the sidebar.")</w:t>
+      </w:r>
+    </w:p>
+    <w:p>
+      <w:r>
+        <w:t xml:space="preserve">    </w:t>
+      </w:r>
+      <w:proofErr w:type="spellStart"/>
+      <w:r>
+        <w:t>elif</w:t>
+      </w:r>
+      <w:proofErr w:type="spellEnd"/>
+      <w:r>
+        <w:t xml:space="preserve"> </w:t>
+      </w:r>
+      <w:proofErr w:type="spellStart"/>
+      <w:r>
+        <w:t>client_img</w:t>
+      </w:r>
+      <w:proofErr w:type="spellEnd"/>
+      <w:r>
+        <w:t xml:space="preserve"> and </w:t>
+      </w:r>
+      <w:proofErr w:type="spellStart"/>
+      <w:r>
+        <w:t>suit_design</w:t>
+      </w:r>
+      <w:proofErr w:type="spellEnd"/>
+      <w:r>
+        <w:t>:</w:t>
+      </w:r>
+    </w:p>
+    <w:p>
+      <w:r>
+        <w:t xml:space="preserve">        with </w:t>
+      </w:r>
+      <w:proofErr w:type="spellStart"/>
+      <w:proofErr w:type="gramStart"/>
+      <w:r>
+        <w:t>st.spinner</w:t>
+      </w:r>
+      <w:proofErr w:type="spellEnd"/>
+      <w:proofErr w:type="gramEnd"/>
+      <w:r>
+        <w:t>("Tailoring the AI model..."):</w:t>
+      </w:r>
+    </w:p>
+    <w:p>
+      <w:r>
+        <w:t xml:space="preserve">            # This calls the FASHN.ai engine</w:t>
+      </w:r>
+    </w:p>
+    <w:p>
+      <w:r>
+        <w:t xml:space="preserve">            handler = </w:t>
+      </w:r>
+      <w:proofErr w:type="spellStart"/>
+      <w:proofErr w:type="gramStart"/>
+      <w:r>
+        <w:t>client.submit</w:t>
+      </w:r>
+      <w:proofErr w:type="spellEnd"/>
+      <w:proofErr w:type="gramEnd"/>
+      <w:r>
+        <w:t>(</w:t>
+      </w:r>
+    </w:p>
+    <w:p>
+      <w:r>
+        <w:lastRenderedPageBreak/>
+        <w:t xml:space="preserve">                "</w:t>
+      </w:r>
+      <w:proofErr w:type="spellStart"/>
+      <w:r>
+        <w:t>fal</w:t>
+      </w:r>
+      <w:proofErr w:type="spellEnd"/>
+      <w:r>
+        <w:t>-ai/</w:t>
+      </w:r>
+      <w:proofErr w:type="spellStart"/>
+      <w:r>
+        <w:t>fashn</w:t>
+      </w:r>
+      <w:proofErr w:type="spellEnd"/>
+      <w:r>
+        <w:t>/</w:t>
+      </w:r>
+      <w:proofErr w:type="spellStart"/>
+      <w:r>
+        <w:t>tryon</w:t>
+      </w:r>
+      <w:proofErr w:type="spellEnd"/>
+      <w:r>
+        <w:t>/v1.6",</w:t>
+      </w:r>
+    </w:p>
+    <w:p>
+      <w:r>
+        <w:t xml:space="preserve">                arguments</w:t>
+      </w:r>
+      <w:proofErr w:type="gramStart"/>
+      <w:r>
+        <w:t>={</w:t>
+      </w:r>
+      <w:proofErr w:type="gramEnd"/>
+    </w:p>
+    <w:p>
+      <w:r>
+        <w:t xml:space="preserve">                    "</w:t>
+      </w:r>
+      <w:proofErr w:type="spellStart"/>
+      <w:r>
+        <w:t>model_image</w:t>
+      </w:r>
+      <w:proofErr w:type="spellEnd"/>
+      <w:r>
+        <w:t xml:space="preserve">": </w:t>
+      </w:r>
+      <w:proofErr w:type="spellStart"/>
+      <w:r>
+        <w:t>client_img</w:t>
+      </w:r>
+      <w:proofErr w:type="spellEnd"/>
+      <w:r>
+        <w:t>,</w:t>
+      </w:r>
+    </w:p>
+    <w:p>
+      <w:r>
+        <w:t xml:space="preserve">                    "</w:t>
+      </w:r>
+      <w:proofErr w:type="spellStart"/>
+      <w:r>
+        <w:t>garment_image</w:t>
+      </w:r>
+      <w:proofErr w:type="spellEnd"/>
+      <w:r>
+        <w:t xml:space="preserve">": </w:t>
+      </w:r>
+      <w:proofErr w:type="spellStart"/>
+      <w:r>
+        <w:t>suit_design</w:t>
+      </w:r>
+      <w:proofErr w:type="spellEnd"/>
+      <w:r>
+        <w:t>,</w:t>
+      </w:r>
+    </w:p>
+    <w:p>
+      <w:r>
+        <w:t xml:space="preserve">                    "category": "tops", </w:t>
+      </w:r>
+    </w:p>
+    <w:p>
+      <w:r>
+        <w:t xml:space="preserve">                    "mode": "quality"</w:t>
+      </w:r>
+    </w:p>
+    <w:p>
+      <w:r>
+        <w:t xml:space="preserve">                }</w:t>
+      </w:r>
+    </w:p>
+    <w:p>
+      <w:r>
+        <w:t xml:space="preserve">            )</w:t>
+      </w:r>
+    </w:p>
+    <w:p>
+      <w:r>
+        <w:t xml:space="preserve">            result = </w:t>
+      </w:r>
+      <w:proofErr w:type="spellStart"/>
+      <w:proofErr w:type="gramStart"/>
+      <w:r>
+        <w:t>handler.get</w:t>
+      </w:r>
+      <w:proofErr w:type="spellEnd"/>
+      <w:r>
+        <w:t>(</w:t>
+      </w:r>
+      <w:proofErr w:type="gramEnd"/>
+      <w:r>
+        <w:t>)</w:t>
+      </w:r>
+    </w:p>
+    <w:p>
+      <w:r>
+        <w:t xml:space="preserve">            </w:t>
+      </w:r>
+      <w:proofErr w:type="spellStart"/>
+      <w:proofErr w:type="gramStart"/>
+      <w:r>
+        <w:t>st.image</w:t>
+      </w:r>
+      <w:proofErr w:type="spellEnd"/>
+      <w:proofErr w:type="gramEnd"/>
+      <w:r>
+        <w:t>(result['images'][0]['</w:t>
+      </w:r>
+      <w:proofErr w:type="spellStart"/>
+      <w:r>
+        <w:t>url</w:t>
+      </w:r>
+      <w:proofErr w:type="spellEnd"/>
+      <w:r>
+        <w:t>'], caption="Final Personalized Design")</w:t>
+      </w:r>
+    </w:p>
+    <w:p>
+      <w:r>
+        <w:t xml:space="preserve">    else:</w:t>
+      </w:r>
+    </w:p>
+    <w:p>
+      <w:r>
+        <w:t xml:space="preserve">        </w:t>
+      </w:r>
+      <w:proofErr w:type="spellStart"/>
+      <w:proofErr w:type="gramStart"/>
+      <w:r>
+        <w:t>st.warning</w:t>
+      </w:r>
+      <w:proofErr w:type="spellEnd"/>
+      <w:proofErr w:type="gramEnd"/>
+      <w:r>
+        <w:t>("Please upload both a client photo and a suit design.")</w:t>
+      </w:r>
     </w:p>
     <w:sectPr>
       <w:pgSz w:w="11906" w:h="16838"/>
